--- a/1_Documentazione/Diario/Leonardo/Diario.docx
+++ b/1_Documentazione/Diario/Leonardo/Diario.docx
@@ -477,7 +477,6 @@
             <w14:uncheckedState w14:val="2610" w14:font="MS Gothic"/>
           </w14:checkbox>
         </w:sdtPr>
-        <w:sdtEndPr/>
         <w:sdtContent>
           <w:r>
             <w:rPr>
@@ -508,7 +507,6 @@
             <w14:uncheckedState w14:val="2610" w14:font="MS Gothic"/>
           </w14:checkbox>
         </w:sdtPr>
-        <w:sdtEndPr/>
         <w:sdtContent>
           <w:r>
             <w:rPr>
@@ -539,7 +537,6 @@
             <w14:uncheckedState w14:val="2610" w14:font="MS Gothic"/>
           </w14:checkbox>
         </w:sdtPr>
-        <w:sdtEndPr/>
         <w:sdtContent>
           <w:r>
             <w:rPr>
@@ -610,7 +607,6 @@
             <w:docPart w:val="EEDD90D491DB4FA5AD1472410DF94164"/>
           </w:placeholder>
         </w:sdtPr>
-        <w:sdtEndPr/>
         <w:sdtContent>
           <w:r>
             <w:rPr>
@@ -659,7 +655,6 @@
             <w14:uncheckedState w14:val="2610" w14:font="MS Gothic"/>
           </w14:checkbox>
         </w:sdtPr>
-        <w:sdtEndPr/>
         <w:sdtContent>
           <w:r>
             <w:rPr>
@@ -690,7 +685,6 @@
             <w14:uncheckedState w14:val="2610" w14:font="MS Gothic"/>
           </w14:checkbox>
         </w:sdtPr>
-        <w:sdtEndPr/>
         <w:sdtContent>
           <w:r>
             <w:rPr>
@@ -721,7 +715,6 @@
             <w14:uncheckedState w14:val="2610" w14:font="MS Gothic"/>
           </w14:checkbox>
         </w:sdtPr>
-        <w:sdtEndPr/>
         <w:sdtContent>
           <w:r>
             <w:rPr>
@@ -752,7 +745,6 @@
             <w14:uncheckedState w14:val="2610" w14:font="MS Gothic"/>
           </w14:checkbox>
         </w:sdtPr>
-        <w:sdtEndPr/>
         <w:sdtContent>
           <w:r>
             <w:rPr>
@@ -783,7 +775,6 @@
             <w14:uncheckedState w14:val="2610" w14:font="MS Gothic"/>
           </w14:checkbox>
         </w:sdtPr>
-        <w:sdtEndPr/>
         <w:sdtContent>
           <w:r>
             <w:rPr>
@@ -949,7 +940,6 @@
             <w14:uncheckedState w14:val="2610" w14:font="MS Gothic"/>
           </w14:checkbox>
         </w:sdtPr>
-        <w:sdtEndPr/>
         <w:sdtContent>
           <w:r>
             <w:rPr>
@@ -978,18 +968,17 @@
           </w:rPr>
           <w:id w:val="1841200741"/>
           <w14:checkbox>
-            <w14:checked w14:val="1"/>
+            <w14:checked w14:val="0"/>
             <w14:checkedState w14:val="2612" w14:font="MS Gothic"/>
             <w14:uncheckedState w14:val="2610" w14:font="MS Gothic"/>
           </w14:checkbox>
         </w:sdtPr>
-        <w:sdtEndPr/>
         <w:sdtContent>
           <w:r>
             <w:rPr>
               <w:rFonts w:ascii="MS Gothic" w:eastAsia="MS Gothic" w:hAnsi="MS Gothic" w:cs="Segoe UI Symbol" w:hint="eastAsia"/>
             </w:rPr>
-            <w:t>☒</w:t>
+            <w:t>☐</w:t>
           </w:r>
         </w:sdtContent>
       </w:sdt>
@@ -1017,7 +1006,6 @@
             <w14:uncheckedState w14:val="2610" w14:font="MS Gothic"/>
           </w14:checkbox>
         </w:sdtPr>
-        <w:sdtEndPr/>
         <w:sdtContent>
           <w:r>
             <w:rPr>
@@ -1051,7 +1039,6 @@
             <w14:uncheckedState w14:val="2610" w14:font="MS Gothic"/>
           </w14:checkbox>
         </w:sdtPr>
-        <w:sdtEndPr/>
         <w:sdtContent>
           <w:r>
             <w:rPr>
@@ -1174,7 +1161,6 @@
         <w:dataBinding w:prefixMappings="xmlns:ns0='http://schemas.openxmlformats.org/officeDocument/2006/extended-properties'" w:xpath="/ns0:Properties[1]/ns0:Company[1]" w:storeItemID="{6668398D-A668-4E3E-A5EB-62B293D839F1}"/>
         <w:text/>
       </w:sdtPr>
-      <w:sdtEndPr/>
       <w:sdtContent>
         <w:r>
           <w:rPr>
@@ -1186,8 +1172,16 @@
           <w:rPr>
             <w:rFonts w:ascii="Arial" w:hAnsi="Arial" w:cs="Arial"/>
           </w:rPr>
-          <w:t xml:space="preserve"> Simulatore Treni VR</w:t>
+          <w:t xml:space="preserve"> </w:t>
         </w:r>
+        <w:proofErr w:type="spellStart"/>
+        <w:r>
+          <w:rPr>
+            <w:rFonts w:ascii="Arial" w:hAnsi="Arial" w:cs="Arial"/>
+          </w:rPr>
+          <w:t>MyRoutine</w:t>
+        </w:r>
+        <w:proofErr w:type="spellEnd"/>
       </w:sdtContent>
     </w:sdt>
     <w:r>
@@ -1332,7 +1326,7 @@
         <w:rFonts w:ascii="Arial" w:hAnsi="Arial" w:cs="Arial"/>
         <w:lang w:val="fr-CH"/>
       </w:rPr>
-      <w:t xml:space="preserve">Nome </w:t>
+      <w:t xml:space="preserve">Leonardo </w:t>
     </w:r>
     <w:proofErr w:type="spellStart"/>
     <w:r>
@@ -1340,7 +1334,7 @@
         <w:rFonts w:ascii="Arial" w:hAnsi="Arial" w:cs="Arial"/>
         <w:lang w:val="fr-CH"/>
       </w:rPr>
-      <w:t>Cognome</w:t>
+      <w:t>Vanini</w:t>
     </w:r>
     <w:proofErr w:type="spellEnd"/>
   </w:p>
@@ -9133,6 +9127,12 @@
     <w:pitch w:val="fixed"/>
     <w:sig w:usb0="E00002FF" w:usb1="6AC7FDFB" w:usb2="08000012" w:usb3="00000000" w:csb0="0002009F" w:csb1="00000000"/>
   </w:font>
+  <w:font w:name="Aptos">
+    <w:charset w:val="00"/>
+    <w:family w:val="swiss"/>
+    <w:pitch w:val="variable"/>
+    <w:sig w:usb0="20000287" w:usb1="00000003" w:usb2="00000000" w:usb3="00000000" w:csb0="0000019F" w:csb1="00000000"/>
+  </w:font>
   <w:font w:name="Yu Mincho">
     <w:charset w:val="80"/>
     <w:family w:val="roman"/>
@@ -9146,12 +9146,11 @@
     <w:pitch w:val="variable"/>
     <w:sig w:usb0="E00002FF" w:usb1="2AC7FDFF" w:usb2="00000016" w:usb3="00000000" w:csb0="0002009F" w:csb1="00000000"/>
   </w:font>
-  <w:font w:name="Calibri Light">
-    <w:panose1 w:val="020F0302020204030204"/>
+  <w:font w:name="Aptos Display">
     <w:charset w:val="00"/>
     <w:family w:val="swiss"/>
     <w:pitch w:val="variable"/>
-    <w:sig w:usb0="E4002EFF" w:usb1="C200247B" w:usb2="00000009" w:usb3="00000000" w:csb0="000001FF" w:csb1="00000000"/>
+    <w:sig w:usb0="20000287" w:usb1="00000003" w:usb2="00000000" w:usb3="00000000" w:csb0="0000019F" w:csb1="00000000"/>
   </w:font>
 </w:fonts>
 </file>
@@ -9253,6 +9252,7 @@
     <w:rsid w:val="005C623B"/>
     <w:rsid w:val="005E7ECF"/>
     <w:rsid w:val="005F1B75"/>
+    <w:rsid w:val="005F1CED"/>
     <w:rsid w:val="00623848"/>
     <w:rsid w:val="00631A7E"/>
     <w:rsid w:val="00633929"/>
@@ -9314,6 +9314,7 @@
     <w:rsid w:val="00B4671D"/>
     <w:rsid w:val="00B532B4"/>
     <w:rsid w:val="00BC14BB"/>
+    <w:rsid w:val="00BC1A6D"/>
     <w:rsid w:val="00BC3196"/>
     <w:rsid w:val="00BE1173"/>
     <w:rsid w:val="00BE72BC"/>
